--- a/outputs/a33/a33_metadatos.docx
+++ b/outputs/a33/a33_metadatos.docx
@@ -81,7 +81,7 @@
           </w:tcPr>
           <w:p>
             <w:r>
-              <w:t>Optimización exacta (MILP) de la estrategia de reutilización de subproductos cerealistas por lote, bajo restricciones de capacidad de planta, para minimizar emisiones de CO2 simuladas</w:t>
+              <w:t>Implementación del modelo neuroevolutivo para la reducción del impacto ambiental de los residuos cerealísticos (motor desplegado: optimización exacta MILP por bloque; NEAT como benchmark)</w:t>
             </w:r>
           </w:p>
         </w:tc>
@@ -103,7 +103,7 @@
           </w:tcPr>
           <w:p>
             <w:r>
-              <w:t>N/A — no se ha entregado un acrónimo/código de proyecto oficial junto con este delivery (sin memoria .docx; ver campo 'Versión de la memoria')</w:t>
+              <w:t>MILPCO2 — MILP para la mitigación de CO2 en cereales</w:t>
             </w:r>
           </w:p>
         </w:tc>
@@ -147,7 +147,7 @@
           </w:tcPr>
           <w:p>
             <w:r>
-              <w:t>1.0.0</w:t>
+              <w:t>2.0 (según la memoria; la versión del plugin/API en este repositorio es 1.0.0)</w:t>
             </w:r>
           </w:p>
         </w:tc>
@@ -169,7 +169,7 @@
           </w:tcPr>
           <w:p>
             <w:r>
-              <w:t>N/A — no se entregó memoria .docx para este modelo (ver inbox/a33/manifest.yaml, known_issues)</w:t>
+              <w:t>2.0</w:t>
             </w:r>
           </w:p>
         </w:tc>
@@ -191,7 +191,7 @@
           </w:tcPr>
           <w:p>
             <w:r>
-              <w:t>N/A — mismo motivo</w:t>
+              <w:t>21/07/2026</w:t>
             </w:r>
           </w:p>
         </w:tc>
@@ -279,7 +279,7 @@
           </w:tcPr>
           <w:p>
             <w:r>
-              <w:t>N/A — no consta explícitamente en el delivery de código (sin memoria oficial); el README.md del delivery original firma como "DATAGIA".</w:t>
+              <w:t>AIR Institute — Equipo de ciencia de datos</w:t>
             </w:r>
           </w:p>
         </w:tc>
@@ -301,7 +301,7 @@
           </w:tcPr>
           <w:p>
             <w:r>
-              <w:t>N/A — no consta (sin memoria oficial que lo indique)</w:t>
+              <w:t>2</w:t>
             </w:r>
           </w:p>
         </w:tc>
